--- a/NiemYet/11-MauBieuDichVu/Mau-GiayUyQuyen.docx
+++ b/NiemYet/11-MauBieuDichVu/Mau-GiayUyQuyen.docx
@@ -91,7 +91,7 @@
           <w:szCs w:val="24"/>
           <w:lang w:val="vi-VN"/>
         </w:rPr>
-        <w:t>Căn cứ Bộ luật Dân sự ngày 24 tháng 11 năm 2015</w:t>
+        <w:t xml:space="preserve">Căn cứ Bộ luật Dân sự </w:t>
       </w:r>
     </w:p>
     <w:p>
@@ -192,12 +192,6 @@
       <w:tblPr>
         <w:tblW w:w="9751" w:type="dxa"/>
         <w:tblInd w:w="-120" w:type="dxa"/>
-        <w:tblBorders>
-          <w:top w:val="single" w:sz="6" w:space="0" w:color="444444"/>
-          <w:left w:val="single" w:sz="6" w:space="0" w:color="444444"/>
-          <w:bottom w:val="single" w:sz="6" w:space="0" w:color="444444"/>
-          <w:right w:val="single" w:sz="6" w:space="0" w:color="444444"/>
-        </w:tblBorders>
         <w:shd w:val="clear" w:color="auto" w:fill="FFFFFF"/>
         <w:tblCellMar>
           <w:top w:w="15" w:type="dxa"/>
@@ -739,12 +733,6 @@
       <w:tblPr>
         <w:tblW w:w="9751" w:type="dxa"/>
         <w:tblInd w:w="-120" w:type="dxa"/>
-        <w:tblBorders>
-          <w:top w:val="single" w:sz="6" w:space="0" w:color="444444"/>
-          <w:left w:val="single" w:sz="6" w:space="0" w:color="444444"/>
-          <w:bottom w:val="single" w:sz="6" w:space="0" w:color="444444"/>
-          <w:right w:val="single" w:sz="6" w:space="0" w:color="444444"/>
-        </w:tblBorders>
         <w:shd w:val="clear" w:color="auto" w:fill="FFFFFF"/>
         <w:tblCellMar>
           <w:top w:w="15" w:type="dxa"/>
@@ -1344,25 +1332,7 @@
           <w:szCs w:val="24"/>
           <w:lang w:val="vi-VN"/>
         </w:rPr>
-        <w:t xml:space="preserve">Được thay mặt </w:t>
-      </w:r>
-      <w:r>
-        <w:rPr>
-          <w:rFonts w:ascii="Times New Roman" w:hAnsi="Times New Roman" w:cs="Times New Roman"/>
-          <w:sz w:val="24"/>
-          <w:szCs w:val="24"/>
-          <w:lang w:val="vi-VN"/>
-        </w:rPr>
-        <w:t>Giám Đốc</w:t>
-      </w:r>
-      <w:r>
-        <w:rPr>
-          <w:rFonts w:ascii="Times New Roman" w:hAnsi="Times New Roman" w:cs="Times New Roman"/>
-          <w:sz w:val="24"/>
-          <w:szCs w:val="24"/>
-          <w:lang w:val="vi-VN"/>
-        </w:rPr>
-        <w:t xml:space="preserve"> tiến hành ký kết các loại hợp đồng thuê mướn</w:t>
+        <w:t>Được thay mặt Giám Đốc tiến hành ký kết các loại hợp đồng thuê mướn</w:t>
       </w:r>
       <w:r>
         <w:rPr>
@@ -1755,14 +1725,34 @@
               </w:rPr>
               <w:t xml:space="preserve">(Ký, </w:t>
             </w:r>
-            <w:r>
-              <w:rPr>
-                <w:rFonts w:ascii="Times New Roman" w:hAnsi="Times New Roman" w:cs="Times New Roman"/>
-                <w:sz w:val="24"/>
-                <w:szCs w:val="24"/>
-              </w:rPr>
-              <w:t>đóng dấu</w:t>
-            </w:r>
+            <w:proofErr w:type="spellStart"/>
+            <w:r>
+              <w:rPr>
+                <w:rFonts w:ascii="Times New Roman" w:hAnsi="Times New Roman" w:cs="Times New Roman"/>
+                <w:sz w:val="24"/>
+                <w:szCs w:val="24"/>
+              </w:rPr>
+              <w:t>đóng</w:t>
+            </w:r>
+            <w:proofErr w:type="spellEnd"/>
+            <w:r>
+              <w:rPr>
+                <w:rFonts w:ascii="Times New Roman" w:hAnsi="Times New Roman" w:cs="Times New Roman"/>
+                <w:sz w:val="24"/>
+                <w:szCs w:val="24"/>
+              </w:rPr>
+              <w:t xml:space="preserve"> </w:t>
+            </w:r>
+            <w:proofErr w:type="spellStart"/>
+            <w:r>
+              <w:rPr>
+                <w:rFonts w:ascii="Times New Roman" w:hAnsi="Times New Roman" w:cs="Times New Roman"/>
+                <w:sz w:val="24"/>
+                <w:szCs w:val="24"/>
+              </w:rPr>
+              <w:t>dấu</w:t>
+            </w:r>
+            <w:proofErr w:type="spellEnd"/>
             <w:r>
               <w:rPr>
                 <w:rFonts w:ascii="Times New Roman" w:hAnsi="Times New Roman" w:cs="Times New Roman"/>
